--- a/lessons/5-8-catchup/homework.docx
+++ b/lessons/5-8-catchup/homework.docx
@@ -12,7 +12,7 @@
           <w:b/>
           <w:bCs/>
         </w:rPr>
-        <w:t xml:space="preserve">10.4–10.5 Catch-Up — Homework</w:t>
+        <w:t xml:space="preserve">5.7 · 5.8 Catch-Up — Homework</w:t>
       </w:r>
     </w:p>
     <w:p>
@@ -80,7 +80,7 @@
         <w:spacing w:after="60" w:before="0"/>
       </w:pPr>
       <w:r>
-        <w:t xml:space="preserve">Content: I can show I am caught up on Lessons 10.4–10.5 by using each lesson's big idea in mixed practice.</w:t>
+        <w:t xml:space="preserve">Content: I can show I am caught up on Lessons 5.7 · 5.8 by using each lesson's big idea in mixed practice.</w:t>
       </w:r>
     </w:p>
     <w:p>
@@ -88,7 +88,7 @@
         <w:spacing w:after="60" w:before="0"/>
       </w:pPr>
       <w:r>
-        <w:t xml:space="preserve">Language: I can explain which lesson's big idea I used and how, using key vocabulary from Lessons 10.4–10.5.</w:t>
+        <w:t xml:space="preserve">Language: I can explain which lesson's big idea I used and how, using key vocabulary from Lessons 5.7 · 5.8.</w:t>
       </w:r>
     </w:p>
     <w:p>
@@ -239,7 +239,7 @@
       <w:r>
         <w:drawing>
           <wp:inline distT="0" distB="0" distL="0" distR="0">
-            <wp:extent cx="1047750" cy="790575"/>
+            <wp:extent cx="1047750" cy="695325"/>
             <wp:effectExtent t="0" r="0" b="0" l="0"/>
             <wp:docPr id="1" name="" descr="" title=""/>
             <wp:cNvGraphicFramePr>
@@ -264,7 +264,7 @@
                   <pic:spPr bwMode="auto">
                     <a:xfrm>
                       <a:off x="0" y="0"/>
-                      <a:ext cx="1047750" cy="790575"/>
+                      <a:ext cx="1047750" cy="695325"/>
                     </a:xfrm>
                     <a:prstGeom prst="rect">
                       <a:avLst/>
@@ -287,10 +287,10 @@
           <w:b/>
           <w:bCs/>
         </w:rPr>
-        <w:t xml:space="preserve">Surface Area of Pyramids (Área de superficie de pirámides)</w:t>
-      </w:r>
-      <w:r>
-        <w:t xml:space="preserve"> — The total area of a pyramid's base and triangular faces. Formula: SA = B + lateral area.</w:t>
+        <w:t xml:space="preserve">Rectangular prism (Prisma rectangular)</w:t>
+      </w:r>
+      <w:r>
+        <w:t xml:space="preserve"> — A solid box shape with six flat rectangle sides.</w:t>
       </w:r>
     </w:p>
     <w:p>
@@ -302,7 +302,133 @@
       <w:r>
         <w:drawing>
           <wp:inline distT="0" distB="0" distL="0" distR="0">
-            <wp:extent cx="1047750" cy="790575"/>
+            <wp:extent cx="1047750" cy="695325"/>
+            <wp:effectExtent t="0" r="0" b="0" l="0"/>
+            <wp:docPr id="1" name="" descr="" title=""/>
+            <wp:cNvGraphicFramePr>
+              <a:graphicFrameLocks xmlns:a="http://schemas.openxmlformats.org/drawingml/2006/main" noChangeAspect="1"/>
+            </wp:cNvGraphicFramePr>
+            <a:graphic xmlns:a="http://schemas.openxmlformats.org/drawingml/2006/main">
+              <a:graphicData uri="http://schemas.openxmlformats.org/drawingml/2006/picture">
+                <pic:pic xmlns:pic="http://schemas.openxmlformats.org/drawingml/2006/picture">
+                  <pic:nvPicPr>
+                    <pic:cNvPr id="0" name="" descr=""/>
+                    <pic:cNvPicPr>
+                      <a:picLocks noChangeAspect="1" noChangeArrowheads="1"/>
+                    </pic:cNvPicPr>
+                  </pic:nvPicPr>
+                  <pic:blipFill>
+                    <a:blip r:embed="rId9" cstate="none"/>
+                    <a:srcRect/>
+                    <a:stretch>
+                      <a:fillRect/>
+                    </a:stretch>
+                  </pic:blipFill>
+                  <pic:spPr bwMode="auto">
+                    <a:xfrm>
+                      <a:off x="0" y="0"/>
+                      <a:ext cx="1047750" cy="695325"/>
+                    </a:xfrm>
+                    <a:prstGeom prst="rect">
+                      <a:avLst/>
+                    </a:prstGeom>
+                  </pic:spPr>
+                </pic:pic>
+              </a:graphicData>
+            </a:graphic>
+          </wp:inline>
+        </w:drawing>
+      </w:r>
+    </w:p>
+    <w:p>
+      <w:pPr>
+        <w:keepNext/>
+        <w:spacing w:after="120"/>
+      </w:pPr>
+      <w:r>
+        <w:rPr>
+          <w:b/>
+          <w:bCs/>
+        </w:rPr>
+        <w:t xml:space="preserve">Triangular prism (Prisma triangular)</w:t>
+      </w:r>
+      <w:r>
+        <w:t xml:space="preserve"> — A solid with two triangle ends and three flat rectangle sides.</w:t>
+      </w:r>
+    </w:p>
+    <w:p>
+      <w:pPr>
+        <w:keepNext/>
+        <w:spacing w:after="20" w:before="80"/>
+        <w:jc w:val="center"/>
+      </w:pPr>
+      <w:r>
+        <w:drawing>
+          <wp:inline distT="0" distB="0" distL="0" distR="0">
+            <wp:extent cx="1047750" cy="695325"/>
+            <wp:effectExtent t="0" r="0" b="0" l="0"/>
+            <wp:docPr id="1" name="" descr="" title=""/>
+            <wp:cNvGraphicFramePr>
+              <a:graphicFrameLocks xmlns:a="http://schemas.openxmlformats.org/drawingml/2006/main" noChangeAspect="1"/>
+            </wp:cNvGraphicFramePr>
+            <a:graphic xmlns:a="http://schemas.openxmlformats.org/drawingml/2006/main">
+              <a:graphicData uri="http://schemas.openxmlformats.org/drawingml/2006/picture">
+                <pic:pic xmlns:pic="http://schemas.openxmlformats.org/drawingml/2006/picture">
+                  <pic:nvPicPr>
+                    <pic:cNvPr id="0" name="" descr=""/>
+                    <pic:cNvPicPr>
+                      <a:picLocks noChangeAspect="1" noChangeArrowheads="1"/>
+                    </pic:cNvPicPr>
+                  </pic:nvPicPr>
+                  <pic:blipFill>
+                    <a:blip r:embed="rId9" cstate="none"/>
+                    <a:srcRect/>
+                    <a:stretch>
+                      <a:fillRect/>
+                    </a:stretch>
+                  </pic:blipFill>
+                  <pic:spPr bwMode="auto">
+                    <a:xfrm>
+                      <a:off x="0" y="0"/>
+                      <a:ext cx="1047750" cy="695325"/>
+                    </a:xfrm>
+                    <a:prstGeom prst="rect">
+                      <a:avLst/>
+                    </a:prstGeom>
+                  </pic:spPr>
+                </pic:pic>
+              </a:graphicData>
+            </a:graphic>
+          </wp:inline>
+        </w:drawing>
+      </w:r>
+    </w:p>
+    <w:p>
+      <w:pPr>
+        <w:keepNext/>
+        <w:spacing w:after="120"/>
+      </w:pPr>
+      <w:r>
+        <w:rPr>
+          <w:b/>
+          <w:bCs/>
+        </w:rPr>
+        <w:t xml:space="preserve">Face (Cara)</w:t>
+      </w:r>
+      <w:r>
+        <w:t xml:space="preserve"> — One flat side of a solid shape.</w:t>
+      </w:r>
+    </w:p>
+    <w:p>
+      <w:pPr>
+        <w:keepNext/>
+        <w:spacing w:after="20" w:before="80"/>
+        <w:jc w:val="center"/>
+      </w:pPr>
+      <w:r>
+        <w:drawing>
+          <wp:inline distT="0" distB="0" distL="0" distR="0">
+            <wp:extent cx="1047750" cy="695325"/>
             <wp:effectExtent t="0" r="0" b="0" l="0"/>
             <wp:docPr id="1" name="" descr="" title=""/>
             <wp:cNvGraphicFramePr>
@@ -327,6 +453,69 @@
                   <pic:spPr bwMode="auto">
                     <a:xfrm>
                       <a:off x="0" y="0"/>
+                      <a:ext cx="1047750" cy="695325"/>
+                    </a:xfrm>
+                    <a:prstGeom prst="rect">
+                      <a:avLst/>
+                    </a:prstGeom>
+                  </pic:spPr>
+                </pic:pic>
+              </a:graphicData>
+            </a:graphic>
+          </wp:inline>
+        </w:drawing>
+      </w:r>
+    </w:p>
+    <w:p>
+      <w:pPr>
+        <w:keepNext/>
+        <w:spacing w:after="120"/>
+      </w:pPr>
+      <w:r>
+        <w:rPr>
+          <w:b/>
+          <w:bCs/>
+        </w:rPr>
+        <w:t xml:space="preserve">Net (Plantilla (desarrollo plano))</w:t>
+      </w:r>
+      <w:r>
+        <w:t xml:space="preserve"> — A flat shape that folds up into a solid.</w:t>
+      </w:r>
+    </w:p>
+    <w:p>
+      <w:pPr>
+        <w:keepNext/>
+        <w:spacing w:after="20" w:before="80"/>
+        <w:jc w:val="center"/>
+      </w:pPr>
+      <w:r>
+        <w:drawing>
+          <wp:inline distT="0" distB="0" distL="0" distR="0">
+            <wp:extent cx="1047750" cy="790575"/>
+            <wp:effectExtent t="0" r="0" b="0" l="0"/>
+            <wp:docPr id="1" name="" descr="" title=""/>
+            <wp:cNvGraphicFramePr>
+              <a:graphicFrameLocks xmlns:a="http://schemas.openxmlformats.org/drawingml/2006/main" noChangeAspect="1"/>
+            </wp:cNvGraphicFramePr>
+            <a:graphic xmlns:a="http://schemas.openxmlformats.org/drawingml/2006/main">
+              <a:graphicData uri="http://schemas.openxmlformats.org/drawingml/2006/picture">
+                <pic:pic xmlns:pic="http://schemas.openxmlformats.org/drawingml/2006/picture">
+                  <pic:nvPicPr>
+                    <pic:cNvPr id="0" name="" descr=""/>
+                    <pic:cNvPicPr>
+                      <a:picLocks noChangeAspect="1" noChangeArrowheads="1"/>
+                    </pic:cNvPicPr>
+                  </pic:nvPicPr>
+                  <pic:blipFill>
+                    <a:blip r:embed="rId8" cstate="none"/>
+                    <a:srcRect/>
+                    <a:stretch>
+                      <a:fillRect/>
+                    </a:stretch>
+                  </pic:blipFill>
+                  <pic:spPr bwMode="auto">
+                    <a:xfrm>
+                      <a:off x="0" y="0"/>
                       <a:ext cx="1047750" cy="790575"/>
                     </a:xfrm>
                     <a:prstGeom prst="rect">
@@ -350,10 +539,10 @@
           <w:b/>
           <w:bCs/>
         </w:rPr>
-        <w:t xml:space="preserve">Pyramid (Pirámide)</w:t>
-      </w:r>
-      <w:r>
-        <w:t xml:space="preserve"> — A solid with a flat bottom and triangle sides that meet at one point on top.</w:t>
+        <w:t xml:space="preserve">Lateral face (Cara lateral)</w:t>
+      </w:r>
+      <w:r>
+        <w:t xml:space="preserve"> — The side faces of a solid, not the top or bottom.</w:t>
       </w:r>
     </w:p>
     <w:p>
@@ -365,7 +554,7 @@
       <w:r>
         <w:drawing>
           <wp:inline distT="0" distB="0" distL="0" distR="0">
-            <wp:extent cx="1047750" cy="695325"/>
+            <wp:extent cx="1047750" cy="790575"/>
             <wp:effectExtent t="0" r="0" b="0" l="0"/>
             <wp:docPr id="1" name="" descr="" title=""/>
             <wp:cNvGraphicFramePr>
@@ -390,7 +579,7 @@
                   <pic:spPr bwMode="auto">
                     <a:xfrm>
                       <a:off x="0" y="0"/>
-                      <a:ext cx="1047750" cy="695325"/>
+                      <a:ext cx="1047750" cy="790575"/>
                     </a:xfrm>
                     <a:prstGeom prst="rect">
                       <a:avLst/>
@@ -413,10 +602,10 @@
           <w:b/>
           <w:bCs/>
         </w:rPr>
-        <w:t xml:space="preserve">Rectangular prism (Prisma rectangular)</w:t>
-      </w:r>
-      <w:r>
-        <w:t xml:space="preserve"> — A solid box shape with six flat rectangle sides.</w:t>
+        <w:t xml:space="preserve">Surface Area of Pyramids (Área de superficie de pirámides)</w:t>
+      </w:r>
+      <w:r>
+        <w:t xml:space="preserve"> — The total area of a pyramid's base and triangular faces. Formula: SA = B + lateral area.</w:t>
       </w:r>
     </w:p>
     <w:p>
@@ -476,6 +665,69 @@
           <w:b/>
           <w:bCs/>
         </w:rPr>
+        <w:t xml:space="preserve">Pyramid (Pirámide)</w:t>
+      </w:r>
+      <w:r>
+        <w:t xml:space="preserve"> — A solid with a flat bottom and triangle sides that meet at one point on top.</w:t>
+      </w:r>
+    </w:p>
+    <w:p>
+      <w:pPr>
+        <w:keepNext/>
+        <w:spacing w:after="20" w:before="80"/>
+        <w:jc w:val="center"/>
+      </w:pPr>
+      <w:r>
+        <w:drawing>
+          <wp:inline distT="0" distB="0" distL="0" distR="0">
+            <wp:extent cx="1047750" cy="790575"/>
+            <wp:effectExtent t="0" r="0" b="0" l="0"/>
+            <wp:docPr id="1" name="" descr="" title=""/>
+            <wp:cNvGraphicFramePr>
+              <a:graphicFrameLocks xmlns:a="http://schemas.openxmlformats.org/drawingml/2006/main" noChangeAspect="1"/>
+            </wp:cNvGraphicFramePr>
+            <a:graphic xmlns:a="http://schemas.openxmlformats.org/drawingml/2006/main">
+              <a:graphicData uri="http://schemas.openxmlformats.org/drawingml/2006/picture">
+                <pic:pic xmlns:pic="http://schemas.openxmlformats.org/drawingml/2006/picture">
+                  <pic:nvPicPr>
+                    <pic:cNvPr id="0" name="" descr=""/>
+                    <pic:cNvPicPr>
+                      <a:picLocks noChangeAspect="1" noChangeArrowheads="1"/>
+                    </pic:cNvPicPr>
+                  </pic:nvPicPr>
+                  <pic:blipFill>
+                    <a:blip r:embed="rId13" cstate="none"/>
+                    <a:srcRect/>
+                    <a:stretch>
+                      <a:fillRect/>
+                    </a:stretch>
+                  </pic:blipFill>
+                  <pic:spPr bwMode="auto">
+                    <a:xfrm>
+                      <a:off x="0" y="0"/>
+                      <a:ext cx="1047750" cy="790575"/>
+                    </a:xfrm>
+                    <a:prstGeom prst="rect">
+                      <a:avLst/>
+                    </a:prstGeom>
+                  </pic:spPr>
+                </pic:pic>
+              </a:graphicData>
+            </a:graphic>
+          </wp:inline>
+        </w:drawing>
+      </w:r>
+    </w:p>
+    <w:p>
+      <w:pPr>
+        <w:keepNext/>
+        <w:spacing w:after="120"/>
+      </w:pPr>
+      <w:r>
+        <w:rPr>
+          <w:b/>
+          <w:bCs/>
+        </w:rPr>
         <w:t xml:space="preserve">Slant height (Altura inclinada (apotema))</w:t>
       </w:r>
       <w:r>
@@ -516,7 +768,7 @@
           <w:b/>
           <w:bCs/>
         </w:rPr>
-        <w:t xml:space="preserve">1. (Lesson 10.4) What is the surface area of a rectangular prism with l = 5 cm, w = 4 cm, h = 3 cm?</w:t>
+        <w:t xml:space="preserve">1. (Lesson 5.7) What is the surface area of a rectangular prism with l = 5 cm, w = 4 cm, h = 3 cm?</w:t>
       </w:r>
     </w:p>
     <w:p>
@@ -571,7 +823,7 @@
           <w:b/>
           <w:bCs/>
         </w:rPr>
-        <w:t xml:space="preserve">2. (Lesson 10.4) How many faces does a triangular prism have?</w:t>
+        <w:t xml:space="preserve">2. (Lesson 5.7) How many faces does a triangular prism have?</w:t>
       </w:r>
     </w:p>
     <w:p>
@@ -626,7 +878,7 @@
           <w:b/>
           <w:bCs/>
         </w:rPr>
-        <w:t xml:space="preserve">3. (Lesson 10.4) A triangular prism has triangular bases with base 6 in and height 4 in. The prism is 10 in long and the two slant sides of the triangle are each 5 in. What is the surface area?</w:t>
+        <w:t xml:space="preserve">3. (Lesson 5.7) A triangular prism has triangular bases with base 6 in and height 4 in. The prism is 10 in long and the two slant sides of the triangle are each 5 in. What is the surface area?</w:t>
       </w:r>
     </w:p>
     <w:p>
@@ -681,7 +933,7 @@
           <w:b/>
           <w:bCs/>
         </w:rPr>
-        <w:t xml:space="preserve">4. (Lesson 10.4) Spot the Common Mistake — Surface Area or Volume?</w:t>
+        <w:t xml:space="preserve">4. (Lesson 5.7) Spot the Common Mistake — Surface Area or Volume?</w:t>
       </w:r>
     </w:p>
     <w:p>
@@ -762,7 +1014,7 @@
           <w:b/>
           <w:bCs/>
         </w:rPr>
-        <w:t xml:space="preserve">5. (Lesson 10.5) A square pyramid has a base area of 49 cm² and a total lateral area of 84 cm². What is the surface area?</w:t>
+        <w:t xml:space="preserve">5. (Lesson 5.8) A square pyramid has a base area of 49 cm² and a total lateral area of 84 cm². What is the surface area?</w:t>
       </w:r>
     </w:p>
     <w:p>
@@ -817,7 +1069,7 @@
           <w:b/>
           <w:bCs/>
         </w:rPr>
-        <w:t xml:space="preserve">6. (Lesson 10.5) Did You Halve the Triangle?</w:t>
+        <w:t xml:space="preserve">6. (Lesson 5.8) Did You Halve the Triangle?</w:t>
       </w:r>
     </w:p>
     <w:p>
@@ -906,7 +1158,7 @@
           <w:b/>
           <w:bCs/>
         </w:rPr>
-        <w:t xml:space="preserve">7. (Lesson 10.4) A rectangular time capsule box measures 3 in by 4 in by 5 in. How much wrapping paper covers its surface (no overlap)?</w:t>
+        <w:t xml:space="preserve">7. (Lesson 5.7) A rectangular time capsule box measures 3 in by 4 in by 5 in. How much wrapping paper covers its surface (no overlap)?</w:t>
       </w:r>
     </w:p>
     <w:p>
@@ -961,7 +1213,7 @@
           <w:b/>
           <w:bCs/>
         </w:rPr>
-        <w:t xml:space="preserve">8. (Lesson 10.5) Your first gift box is a square pyramid with a base edge of 7 in and a slant height of 9 in. How much wrapping paper (total surface area) covers it?</w:t>
+        <w:t xml:space="preserve">8. (Lesson 5.8) Your first gift box is a square pyramid with a base edge of 7 in and a slant height of 9 in. How much wrapping paper (total surface area) covers it?</w:t>
       </w:r>
     </w:p>
     <w:p>
@@ -1130,7 +1382,7 @@
           <w:b/>
           <w:bCs/>
         </w:rPr>
-        <w:t xml:space="preserve">4. (Lesson 10.4) Spot the Common Mistake — Surface Area or Volume?</w:t>
+        <w:t xml:space="preserve">4. (Lesson 5.7) Spot the Common Mistake — Surface Area or Volume?</w:t>
       </w:r>
     </w:p>
     <w:p>
@@ -1198,7 +1450,7 @@
           <w:b/>
           <w:bCs/>
         </w:rPr>
-        <w:t xml:space="preserve">6. (Lesson 10.5) Did You Halve the Triangle?</w:t>
+        <w:t xml:space="preserve">6. (Lesson 5.8) Did You Halve the Triangle?</w:t>
       </w:r>
     </w:p>
     <w:p>
